--- a/docs/FraudGuard_Cost_Analysis_and_Risk_Rule.docx
+++ b/docs/FraudGuard_Cost_Analysis_and_Risk_Rule.docx
@@ -28,10 +28,7 @@
     </w:p>
     <w:p>
       <w:pPr>
-        <w:pBdr>
-          <w:bottom w:val="single" w:color="D3D9E2" w:sz="6" w:space="6"/>
-        </w:pBdr>
-        <w:spacing w:after="240"/>
+        <w:spacing w:after="80"/>
       </w:pPr>
       <w:r>
         <w:rPr>
@@ -41,6 +38,75 @@
         </w:rPr>
         <w:t xml:space="preserve">From model score to approve / step-up OTP / block, using expected rupee cost · thresholds chosen on validation, frozen, scored once on test · ULB credit card (primary), UPI 2024 (control)</w:t>
       </w:r>
+    </w:p>
+    <w:p>
+      <w:pPr>
+        <w:spacing w:after="40"/>
+      </w:pPr>
+      <w:r>
+        <w:rPr>
+          <w:b/>
+          <w:bCs/>
+          <w:color w:val="14284B"/>
+          <w:sz w:val="20"/>
+          <w:szCs w:val="20"/>
+        </w:rPr>
+        <w:t xml:space="preserve">Group 8 · Matrix Mechanics</w:t>
+      </w:r>
+      <w:r>
+        <w:rPr>
+          <w:color w:val="1F2A3C"/>
+          <w:sz w:val="20"/>
+          <w:szCs w:val="20"/>
+        </w:rPr>
+        <w:t xml:space="preserve">  ·  N. Varshitha · M. Kumara Swamy · V. Naishadh · M. Suman Srinivas</w:t>
+      </w:r>
+    </w:p>
+    <w:p>
+      <w:pPr>
+        <w:pBdr>
+          <w:bottom w:val="single" w:color="D3D9E2" w:sz="6" w:space="6"/>
+        </w:pBdr>
+        <w:spacing w:after="240"/>
+      </w:pPr>
+      <w:r>
+        <w:rPr>
+          <w:color w:val="5B677A"/>
+          <w:sz w:val="18"/>
+          <w:szCs w:val="18"/>
+        </w:rPr>
+        <w:t xml:space="preserve">Live app: </w:t>
+      </w:r>
+      <w:hyperlink w:history="1" r:id="rIdbsrnpkiw7ncltzgbd-hsk">
+        <w:r>
+          <w:rPr>
+            <w:color w:val="2F6FEB"/>
+            <w:sz w:val="18"/>
+            <w:szCs w:val="18"/>
+            <w:u w:val="single"/>
+          </w:rPr>
+          <w:t xml:space="preserve">https://calibofraudguard.netlify.app/</w:t>
+        </w:r>
+      </w:hyperlink>
+      <w:r>
+        <w:rPr>
+          <w:color w:val="5B677A"/>
+          <w:sz w:val="18"/>
+          <w:szCs w:val="18"/>
+        </w:rPr>
+        <w:t xml:space="preserve">   ·   Code: </w:t>
+      </w:r>
+      <w:hyperlink w:history="1" r:id="rId9ktrhx6e6udjxrqee3iyb">
+        <w:r>
+          <w:rPr>
+            <w:color w:val="2F6FEB"/>
+            <w:sz w:val="18"/>
+            <w:szCs w:val="18"/>
+            <w:u w:val="single"/>
+          </w:rPr>
+          <w:t xml:space="preserve">github.com/naishadhvytla/hackathon01calibo</w:t>
+        </w:r>
+      </w:hyperlink>
     </w:p>
     <w:p>
       <w:pPr>
@@ -97,6 +163,21 @@
     </w:p>
     <w:p>
       <w:pPr>
+        <w:spacing w:after="120" w:line="276"/>
+      </w:pPr>
+      <w:r>
+        <w:rPr>
+          <w:b/>
+          <w:bCs/>
+        </w:rPr>
+        <w:t xml:space="preserve">Owners:</w:t>
+      </w:r>
+      <w:r>
+        <w:t xml:space="preserve"> cost-based threshold (PS6) V. Naishadh · approve / step-up OTP / block rule (PS7) M. Suman Srinivas. The same rule runs live in the web app's Policy page: https://calibofraudguard.netlify.app/</w:t>
+      </w:r>
+    </w:p>
+    <w:p>
+      <w:pPr>
         <w:pStyle w:val="Heading1"/>
         <w:keepNext/>
         <w:spacing w:after="120" w:before="280"/>
@@ -738,7 +819,16 @@
         <w:t xml:space="preserve">Official costs.</w:t>
       </w:r>
       <w:r>
-        <w:t xml:space="preserve"> The brief refers to organiser-published ₹ figures, but none were provided. Every number here comes from one config cell in the notebook (`CostConfig`) and the </w:t>
+        <w:t xml:space="preserve"> The brief refers to organiser-published ₹ figures, but none were provided. Every number here comes from one config cell in the notebook (</w:t>
+      </w:r>
+      <w:r>
+        <w:rPr>
+          <w:rFonts w:ascii="Consolas" w:cs="Consolas" w:eastAsia="Consolas" w:hAnsi="Consolas"/>
+        </w:rPr>
+        <w:t xml:space="preserve">CostConfig</w:t>
+      </w:r>
+      <w:r>
+        <w:t xml:space="preserve">) and the </w:t>
       </w:r>
       <w:r>
         <w:rPr>
@@ -3038,7 +3128,7 @@
       <w:r>
         <w:drawing>
           <wp:inline distT="0" distB="0" distL="0" distR="0">
-            <wp:extent cx="5848350" cy="2009775"/>
+            <wp:extent cx="5848350" cy="2143125"/>
             <wp:effectExtent t="0" r="0" b="0" l="0"/>
             <wp:docPr id="11" name="10_cost_sensitivity.png" descr="10_cost_sensitivity.png" title="10_cost_sensitivity.png"/>
             <wp:cNvGraphicFramePr>
@@ -3063,7 +3153,7 @@
                   <pic:spPr bwMode="auto">
                     <a:xfrm>
                       <a:off x="0" y="0"/>
-                      <a:ext cx="5848350" cy="2009775"/>
+                      <a:ext cx="5848350" cy="2143125"/>
                     </a:xfrm>
                     <a:prstGeom prst="rect">
                       <a:avLst/>
@@ -7742,7 +7832,7 @@
       <w:r>
         <w:drawing>
           <wp:inline distT="0" distB="0" distL="0" distR="0">
-            <wp:extent cx="5848350" cy="2000250"/>
+            <wp:extent cx="5848350" cy="2124075"/>
             <wp:effectExtent t="0" r="0" b="0" l="0"/>
             <wp:docPr id="14" name="10b_otp_sensitivity.png" descr="10b_otp_sensitivity.png" title="10b_otp_sensitivity.png"/>
             <wp:cNvGraphicFramePr>
@@ -7767,7 +7857,7 @@
                   <pic:spPr bwMode="auto">
                     <a:xfrm>
                       <a:off x="0" y="0"/>
-                      <a:ext cx="5848350" cy="2000250"/>
+                      <a:ext cx="5848350" cy="2124075"/>
                     </a:xfrm>
                     <a:prstGeom prst="rect">
                       <a:avLst/>
@@ -8564,7 +8654,16 @@
         <w:t xml:space="preserve">Notebook:</w:t>
       </w:r>
       <w:r>
-        <w:t xml:space="preserve"> edit `COST = L.CostConfig(X=…, Y=…, Z=…, otp_stop_rate=…)` in the setup cell and run all. Cached models are reused, so this takes about 3 minutes.</w:t>
+        <w:t xml:space="preserve"> edit </w:t>
+      </w:r>
+      <w:r>
+        <w:rPr>
+          <w:rFonts w:ascii="Consolas" w:cs="Consolas" w:eastAsia="Consolas" w:hAnsi="Consolas"/>
+        </w:rPr>
+        <w:t xml:space="preserve">COST = L.CostConfig(X=…, Y=…, Z=…, otp_stop_rate=…)</w:t>
+      </w:r>
+      <w:r>
+        <w:t xml:space="preserve"> in the setup cell and run all. Cached models are reused, so this takes about 3 minutes.</w:t>
       </w:r>
     </w:p>
     <w:p>
@@ -8667,7 +8766,7 @@
         <w:sz w:val="16"/>
         <w:szCs w:val="16"/>
       </w:rPr>
-      <w:t xml:space="preserve">FraudGuard · Cost Analysis &amp; Risk-Score Rule · page </w:t>
+      <w:t xml:space="preserve">FraudGuard · Group 8 · Matrix Mechanics · Cost Analysis &amp; Risk-Score Rule · page </w:t>
     </w:r>
     <w:r>
       <w:rPr>
